--- a/ind/docx/25.content.docx
+++ b/ind/docx/25.content.docx
@@ -19,7 +19,7 @@
         <w:rPr>
           <w:lang w:val="id_ID" w:bidi="id_ID"/>
         </w:rPr>
-        <w:t>Resource: Tyndale Open Study Notes</w:t>
+        <w:t>Resource: Aquifer Open Study Notes (Book Intros)</w:t>
       </w:r>
       <w:r>
         <w:rPr>
@@ -112,7 +112,7 @@
         <w:rPr>
           <w:lang w:val="id_ID" w:bidi="id_ID"/>
         </w:rPr>
-        <w:t>Tyndale Open Study Notes</w:t>
+        <w:t>Aquifer Open Study Notes (Book Intros)</w:t>
       </w:r>
     </w:p>
     <w:p>

--- a/ind/docx/25.content.docx
+++ b/ind/docx/25.content.docx
@@ -291,18 +291,12 @@
           <w:lang w:val="id_ID" w:bidi="id_ID"/>
         </w:rPr>
       </w:r>
-      <w:hyperlink r:id="rId13">
-        <w:r>
-          <w:rPr>
-            <w:lang w:val="id_ID" w:bidi="id_ID"/>
-          </w:rPr>
-          <w:rPr>
-            <w:color w:val="0000EE"/>
-            <w:u w:val="single"/>
-          </w:rPr>
-          <w:t>Pasal 1</w:t>
-        </w:r>
-      </w:hyperlink>
+      <w:r>
+        <w:rPr>
+          <w:lang w:val="id_ID" w:bidi="id_ID"/>
+        </w:rPr>
+        <w:t>Pasal 1</w:t>
+      </w:r>
       <w:r>
         <w:rPr>
           <w:lang w:val="id_ID" w:bidi="id_ID"/>
@@ -317,18 +311,12 @@
           <w:lang w:val="id_ID" w:bidi="id_ID"/>
         </w:rPr>
       </w:r>
-      <w:hyperlink r:id="rId14">
-        <w:r>
-          <w:rPr>
-            <w:lang w:val="id_ID" w:bidi="id_ID"/>
-          </w:rPr>
-          <w:rPr>
-            <w:color w:val="0000EE"/>
-            <w:u w:val="single"/>
-          </w:rPr>
-          <w:t>Pasal 2</w:t>
-        </w:r>
-      </w:hyperlink>
+      <w:r>
+        <w:rPr>
+          <w:lang w:val="id_ID" w:bidi="id_ID"/>
+        </w:rPr>
+        <w:t>Pasal 2</w:t>
+      </w:r>
       <w:r>
         <w:rPr>
           <w:lang w:val="id_ID" w:bidi="id_ID"/>
@@ -343,18 +331,12 @@
           <w:lang w:val="id_ID" w:bidi="id_ID"/>
         </w:rPr>
       </w:r>
-      <w:hyperlink r:id="rId15">
-        <w:r>
-          <w:rPr>
-            <w:lang w:val="id_ID" w:bidi="id_ID"/>
-          </w:rPr>
-          <w:rPr>
-            <w:color w:val="0000EE"/>
-            <w:u w:val="single"/>
-          </w:rPr>
-          <w:t>Pasal 3</w:t>
-        </w:r>
-      </w:hyperlink>
+      <w:r>
+        <w:rPr>
+          <w:lang w:val="id_ID" w:bidi="id_ID"/>
+        </w:rPr>
+        <w:t>Pasal 3</w:t>
+      </w:r>
       <w:r>
         <w:rPr>
           <w:lang w:val="id_ID" w:bidi="id_ID"/>
@@ -369,18 +351,12 @@
           <w:lang w:val="id_ID" w:bidi="id_ID"/>
         </w:rPr>
       </w:r>
-      <w:hyperlink r:id="rId16">
-        <w:r>
-          <w:rPr>
-            <w:lang w:val="id_ID" w:bidi="id_ID"/>
-          </w:rPr>
-          <w:rPr>
-            <w:color w:val="0000EE"/>
-            <w:u w:val="single"/>
-          </w:rPr>
-          <w:t>Pasal 4</w:t>
-        </w:r>
-      </w:hyperlink>
+      <w:r>
+        <w:rPr>
+          <w:lang w:val="id_ID" w:bidi="id_ID"/>
+        </w:rPr>
+        <w:t>Pasal 4</w:t>
+      </w:r>
       <w:r>
         <w:rPr>
           <w:lang w:val="id_ID" w:bidi="id_ID"/>
@@ -395,18 +371,12 @@
           <w:lang w:val="id_ID" w:bidi="id_ID"/>
         </w:rPr>
       </w:r>
-      <w:hyperlink r:id="rId17">
-        <w:r>
-          <w:rPr>
-            <w:lang w:val="id_ID" w:bidi="id_ID"/>
-          </w:rPr>
-          <w:rPr>
-            <w:color w:val="0000EE"/>
-            <w:u w:val="single"/>
-          </w:rPr>
-          <w:t>Pasal 5</w:t>
-        </w:r>
-      </w:hyperlink>
+      <w:r>
+        <w:rPr>
+          <w:lang w:val="id_ID" w:bidi="id_ID"/>
+        </w:rPr>
+        <w:t>Pasal 5</w:t>
+      </w:r>
       <w:r>
         <w:rPr>
           <w:lang w:val="id_ID" w:bidi="id_ID"/>
@@ -427,18 +397,12 @@
         </w:rPr>
         <w:t xml:space="preserve">Keempat puisi pertama ini adalah puisi akrostik yang didasarkan pada dua puluh dua huruf dari alfabet Ibrani, dengan setiap bait dimulai dengan huruf berikutnya (fitur ini hilang dalam terjemahan). </w:t>
       </w:r>
-      <w:hyperlink r:id="rId17">
-        <w:r>
-          <w:rPr>
-            <w:lang w:val="id_ID" w:bidi="id_ID"/>
-          </w:rPr>
-          <w:rPr>
-            <w:color w:val="0000EE"/>
-            <w:u w:val="single"/>
-          </w:rPr>
-          <w:t>Pasal 5</w:t>
-        </w:r>
-      </w:hyperlink>
+      <w:r>
+        <w:rPr>
+          <w:lang w:val="id_ID" w:bidi="id_ID"/>
+        </w:rPr>
+        <w:t>Pasal 5</w:t>
+      </w:r>
       <w:r>
         <w:rPr>
           <w:lang w:val="id_ID" w:bidi="id_ID"/>
@@ -470,18 +434,12 @@
         </w:rPr>
         <w:t>Kitab Ratapan tidak menyebutkan siapa penulisnya. Puisi-puisi ini berada dalam konteks sebelum dan sesudah jatuhnya Yerusalem pada 586 Sebelum Masehi. Yeremia berada di Yerusalem selama masa bencana ini, dan dia telah lama dianggap sebagai penulisnya. Mungkin kitab ini ditulis dengan bantuan Barukh, asisten dan juru tulis Yeremia. Kitab Tawarikh menunjukkan bahwa Yeremia juga menulis ratapan pada saat kematian Raja Yosia (</w:t>
       </w:r>
-      <w:hyperlink r:id="rId18">
-        <w:r>
-          <w:rPr>
-            <w:lang w:val="id_ID" w:bidi="id_ID"/>
-          </w:rPr>
-          <w:rPr>
-            <w:color w:val="0000EE"/>
-            <w:u w:val="single"/>
-          </w:rPr>
-          <w:t>2Taw. 35:25</w:t>
-        </w:r>
-      </w:hyperlink>
+      <w:r>
+        <w:rPr>
+          <w:lang w:val="id_ID" w:bidi="id_ID"/>
+        </w:rPr>
+        <w:t>2Taw. 35:25</w:t>
+      </w:r>
       <w:r>
         <w:rPr>
           <w:lang w:val="id_ID" w:bidi="id_ID"/>
@@ -502,882 +460,588 @@
         </w:rPr>
         <w:t>Ada beberapa kesamaan lain antara kitab Yeremia dan Kitab Ratapan. Bandingkan perlakuan terhadap tema-tema berikut: janda-janda yang bermasalah (</w:t>
       </w:r>
-      <w:hyperlink r:id="rId19">
-        <w:r>
-          <w:rPr>
-            <w:lang w:val="id_ID" w:bidi="id_ID"/>
-          </w:rPr>
-          <w:rPr>
-            <w:color w:val="0000EE"/>
-            <w:u w:val="single"/>
-          </w:rPr>
-          <w:t>Rat. 1:1</w:t>
-        </w:r>
-      </w:hyperlink>
+      <w:r>
+        <w:rPr>
+          <w:lang w:val="id_ID" w:bidi="id_ID"/>
+        </w:rPr>
+        <w:t>Rat. 1:1</w:t>
+      </w:r>
       <w:r>
         <w:rPr>
           <w:lang w:val="id_ID" w:bidi="id_ID"/>
         </w:rPr>
         <w:t xml:space="preserve">; </w:t>
       </w:r>
-      <w:hyperlink r:id="rId20">
-        <w:r>
-          <w:rPr>
-            <w:lang w:val="id_ID" w:bidi="id_ID"/>
-          </w:rPr>
-          <w:rPr>
-            <w:color w:val="0000EE"/>
-            <w:u w:val="single"/>
-          </w:rPr>
-          <w:t>5:3</w:t>
-        </w:r>
-      </w:hyperlink>
+      <w:r>
+        <w:rPr>
+          <w:lang w:val="id_ID" w:bidi="id_ID"/>
+        </w:rPr>
+        <w:t>5:3</w:t>
+      </w:r>
       <w:r>
         <w:rPr>
           <w:lang w:val="id_ID" w:bidi="id_ID"/>
         </w:rPr>
         <w:t xml:space="preserve">; bdk. </w:t>
       </w:r>
-      <w:hyperlink r:id="rId21">
-        <w:r>
-          <w:rPr>
-            <w:lang w:val="id_ID" w:bidi="id_ID"/>
-          </w:rPr>
-          <w:rPr>
-            <w:color w:val="0000EE"/>
-            <w:u w:val="single"/>
-          </w:rPr>
-          <w:t>Yer. 15:8</w:t>
-        </w:r>
-      </w:hyperlink>
+      <w:r>
+        <w:rPr>
+          <w:lang w:val="id_ID" w:bidi="id_ID"/>
+        </w:rPr>
+        <w:t>Yer. 15:8</w:t>
+      </w:r>
       <w:r>
         <w:rPr>
           <w:lang w:val="id_ID" w:bidi="id_ID"/>
         </w:rPr>
         <w:t xml:space="preserve">; </w:t>
       </w:r>
-      <w:hyperlink r:id="rId22">
-        <w:r>
-          <w:rPr>
-            <w:lang w:val="id_ID" w:bidi="id_ID"/>
-          </w:rPr>
-          <w:rPr>
-            <w:color w:val="0000EE"/>
-            <w:u w:val="single"/>
-          </w:rPr>
-          <w:t>18:21</w:t>
-        </w:r>
-      </w:hyperlink>
+      <w:r>
+        <w:rPr>
+          <w:lang w:val="id_ID" w:bidi="id_ID"/>
+        </w:rPr>
+        <w:t>18:21</w:t>
+      </w:r>
       <w:r>
         <w:rPr>
           <w:lang w:val="id_ID" w:bidi="id_ID"/>
         </w:rPr>
         <w:t>); orang-orang yang menangis (</w:t>
       </w:r>
-      <w:hyperlink r:id="rId23">
-        <w:r>
-          <w:rPr>
-            <w:lang w:val="id_ID" w:bidi="id_ID"/>
-          </w:rPr>
-          <w:rPr>
-            <w:color w:val="0000EE"/>
-            <w:u w:val="single"/>
-          </w:rPr>
-          <w:t>Rat. 1:2</w:t>
-        </w:r>
-      </w:hyperlink>
+      <w:r>
+        <w:rPr>
+          <w:lang w:val="id_ID" w:bidi="id_ID"/>
+        </w:rPr>
+        <w:t>Rat. 1:2</w:t>
+      </w:r>
       <w:r>
         <w:rPr>
           <w:lang w:val="id_ID" w:bidi="id_ID"/>
         </w:rPr>
         <w:t xml:space="preserve">, </w:t>
       </w:r>
-      <w:hyperlink r:id="rId24">
-        <w:r>
-          <w:rPr>
-            <w:lang w:val="id_ID" w:bidi="id_ID"/>
-          </w:rPr>
-          <w:rPr>
-            <w:color w:val="0000EE"/>
-            <w:u w:val="single"/>
-          </w:rPr>
-          <w:t>16</w:t>
-        </w:r>
-      </w:hyperlink>
+      <w:r>
+        <w:rPr>
+          <w:lang w:val="id_ID" w:bidi="id_ID"/>
+        </w:rPr>
+        <w:t>16</w:t>
+      </w:r>
       <w:r>
         <w:rPr>
           <w:lang w:val="id_ID" w:bidi="id_ID"/>
         </w:rPr>
         <w:t xml:space="preserve">; </w:t>
       </w:r>
-      <w:hyperlink r:id="rId25">
-        <w:r>
-          <w:rPr>
-            <w:lang w:val="id_ID" w:bidi="id_ID"/>
-          </w:rPr>
-          <w:rPr>
-            <w:color w:val="0000EE"/>
-            <w:u w:val="single"/>
-          </w:rPr>
-          <w:t>2:18</w:t>
-        </w:r>
-      </w:hyperlink>
+      <w:r>
+        <w:rPr>
+          <w:lang w:val="id_ID" w:bidi="id_ID"/>
+        </w:rPr>
+        <w:t>2:18</w:t>
+      </w:r>
       <w:r>
         <w:rPr>
           <w:lang w:val="id_ID" w:bidi="id_ID"/>
         </w:rPr>
         <w:t xml:space="preserve">; </w:t>
       </w:r>
-      <w:hyperlink r:id="rId26">
-        <w:r>
-          <w:rPr>
-            <w:lang w:val="id_ID" w:bidi="id_ID"/>
-          </w:rPr>
-          <w:rPr>
-            <w:color w:val="0000EE"/>
-            <w:u w:val="single"/>
-          </w:rPr>
-          <w:t>3:48–49</w:t>
-        </w:r>
-      </w:hyperlink>
+      <w:r>
+        <w:rPr>
+          <w:lang w:val="id_ID" w:bidi="id_ID"/>
+        </w:rPr>
+        <w:t>3:48–49</w:t>
+      </w:r>
       <w:r>
         <w:rPr>
           <w:lang w:val="id_ID" w:bidi="id_ID"/>
         </w:rPr>
         <w:t xml:space="preserve">; bdk. </w:t>
       </w:r>
-      <w:hyperlink r:id="rId27">
-        <w:r>
-          <w:rPr>
-            <w:lang w:val="id_ID" w:bidi="id_ID"/>
-          </w:rPr>
-          <w:rPr>
-            <w:color w:val="0000EE"/>
-            <w:u w:val="single"/>
-          </w:rPr>
-          <w:t>Yer. 4:8</w:t>
-        </w:r>
-      </w:hyperlink>
+      <w:r>
+        <w:rPr>
+          <w:lang w:val="id_ID" w:bidi="id_ID"/>
+        </w:rPr>
+        <w:t>Yer. 4:8</w:t>
+      </w:r>
       <w:r>
         <w:rPr>
           <w:lang w:val="id_ID" w:bidi="id_ID"/>
         </w:rPr>
         <w:t xml:space="preserve">; </w:t>
       </w:r>
-      <w:hyperlink r:id="rId28">
-        <w:r>
-          <w:rPr>
-            <w:lang w:val="id_ID" w:bidi="id_ID"/>
-          </w:rPr>
-          <w:rPr>
-            <w:color w:val="0000EE"/>
-            <w:u w:val="single"/>
-          </w:rPr>
-          <w:t>6:26</w:t>
-        </w:r>
-      </w:hyperlink>
+      <w:r>
+        <w:rPr>
+          <w:lang w:val="id_ID" w:bidi="id_ID"/>
+        </w:rPr>
+        <w:t>6:26</w:t>
+      </w:r>
       <w:r>
         <w:rPr>
           <w:lang w:val="id_ID" w:bidi="id_ID"/>
         </w:rPr>
         <w:t xml:space="preserve">; </w:t>
       </w:r>
-      <w:hyperlink r:id="rId29">
-        <w:r>
-          <w:rPr>
-            <w:lang w:val="id_ID" w:bidi="id_ID"/>
-          </w:rPr>
-          <w:rPr>
-            <w:color w:val="0000EE"/>
-            <w:u w:val="single"/>
-          </w:rPr>
-          <w:t>9:1</w:t>
-        </w:r>
-      </w:hyperlink>
+      <w:r>
+        <w:rPr>
+          <w:lang w:val="id_ID" w:bidi="id_ID"/>
+        </w:rPr>
+        <w:t>9:1</w:t>
+      </w:r>
       <w:r>
         <w:rPr>
           <w:lang w:val="id_ID" w:bidi="id_ID"/>
         </w:rPr>
         <w:t xml:space="preserve">; </w:t>
       </w:r>
-      <w:hyperlink r:id="rId30">
-        <w:r>
-          <w:rPr>
-            <w:lang w:val="id_ID" w:bidi="id_ID"/>
-          </w:rPr>
-          <w:rPr>
-            <w:color w:val="0000EE"/>
-            <w:u w:val="single"/>
-          </w:rPr>
-          <w:t>13:17</w:t>
-        </w:r>
-      </w:hyperlink>
+      <w:r>
+        <w:rPr>
+          <w:lang w:val="id_ID" w:bidi="id_ID"/>
+        </w:rPr>
+        <w:t>13:17</w:t>
+      </w:r>
       <w:r>
         <w:rPr>
           <w:lang w:val="id_ID" w:bidi="id_ID"/>
         </w:rPr>
         <w:t xml:space="preserve">; </w:t>
       </w:r>
-      <w:hyperlink r:id="rId31">
-        <w:r>
-          <w:rPr>
-            <w:lang w:val="id_ID" w:bidi="id_ID"/>
-          </w:rPr>
-          <w:rPr>
-            <w:color w:val="0000EE"/>
-            <w:u w:val="single"/>
-          </w:rPr>
-          <w:t>14:17</w:t>
-        </w:r>
-      </w:hyperlink>
+      <w:r>
+        <w:rPr>
+          <w:lang w:val="id_ID" w:bidi="id_ID"/>
+        </w:rPr>
+        <w:t>14:17</w:t>
+      </w:r>
       <w:r>
         <w:rPr>
           <w:lang w:val="id_ID" w:bidi="id_ID"/>
         </w:rPr>
         <w:t xml:space="preserve">; </w:t>
       </w:r>
-      <w:hyperlink r:id="rId32">
-        <w:r>
-          <w:rPr>
-            <w:lang w:val="id_ID" w:bidi="id_ID"/>
-          </w:rPr>
-          <w:rPr>
-            <w:color w:val="0000EE"/>
-            <w:u w:val="single"/>
-          </w:rPr>
-          <w:t>25:34</w:t>
-        </w:r>
-      </w:hyperlink>
+      <w:r>
+        <w:rPr>
+          <w:lang w:val="id_ID" w:bidi="id_ID"/>
+        </w:rPr>
+        <w:t>25:34</w:t>
+      </w:r>
       <w:r>
         <w:rPr>
           <w:lang w:val="id_ID" w:bidi="id_ID"/>
         </w:rPr>
         <w:t>); dosa (</w:t>
       </w:r>
-      <w:hyperlink r:id="rId33">
-        <w:r>
-          <w:rPr>
-            <w:lang w:val="id_ID" w:bidi="id_ID"/>
-          </w:rPr>
-          <w:rPr>
-            <w:color w:val="0000EE"/>
-            <w:u w:val="single"/>
-          </w:rPr>
-          <w:t>Rat. 1:5</w:t>
-        </w:r>
-      </w:hyperlink>
+      <w:r>
+        <w:rPr>
+          <w:lang w:val="id_ID" w:bidi="id_ID"/>
+        </w:rPr>
+        <w:t>Rat. 1:5</w:t>
+      </w:r>
       <w:r>
         <w:rPr>
           <w:lang w:val="id_ID" w:bidi="id_ID"/>
         </w:rPr>
         <w:t xml:space="preserve">, </w:t>
       </w:r>
-      <w:hyperlink r:id="rId34">
-        <w:r>
-          <w:rPr>
-            <w:lang w:val="id_ID" w:bidi="id_ID"/>
-          </w:rPr>
-          <w:rPr>
-            <w:color w:val="0000EE"/>
-            <w:u w:val="single"/>
-          </w:rPr>
-          <w:t>10</w:t>
-        </w:r>
-      </w:hyperlink>
+      <w:r>
+        <w:rPr>
+          <w:lang w:val="id_ID" w:bidi="id_ID"/>
+        </w:rPr>
+        <w:t>10</w:t>
+      </w:r>
       <w:r>
         <w:rPr>
           <w:lang w:val="id_ID" w:bidi="id_ID"/>
         </w:rPr>
         <w:t xml:space="preserve">, </w:t>
       </w:r>
-      <w:hyperlink r:id="rId35">
-        <w:r>
-          <w:rPr>
-            <w:lang w:val="id_ID" w:bidi="id_ID"/>
-          </w:rPr>
-          <w:rPr>
-            <w:color w:val="0000EE"/>
-            <w:u w:val="single"/>
-          </w:rPr>
-          <w:t>18</w:t>
-        </w:r>
-      </w:hyperlink>
+      <w:r>
+        <w:rPr>
+          <w:lang w:val="id_ID" w:bidi="id_ID"/>
+        </w:rPr>
+        <w:t>18</w:t>
+      </w:r>
       <w:r>
         <w:rPr>
           <w:lang w:val="id_ID" w:bidi="id_ID"/>
         </w:rPr>
         <w:t xml:space="preserve">, </w:t>
       </w:r>
-      <w:hyperlink r:id="rId36">
-        <w:r>
-          <w:rPr>
-            <w:lang w:val="id_ID" w:bidi="id_ID"/>
-          </w:rPr>
-          <w:rPr>
-            <w:color w:val="0000EE"/>
-            <w:u w:val="single"/>
-          </w:rPr>
-          <w:t>22</w:t>
-        </w:r>
-      </w:hyperlink>
+      <w:r>
+        <w:rPr>
+          <w:lang w:val="id_ID" w:bidi="id_ID"/>
+        </w:rPr>
+        <w:t>22</w:t>
+      </w:r>
       <w:r>
         <w:rPr>
           <w:lang w:val="id_ID" w:bidi="id_ID"/>
         </w:rPr>
         <w:t xml:space="preserve">; </w:t>
       </w:r>
-      <w:hyperlink r:id="rId37">
-        <w:r>
-          <w:rPr>
-            <w:lang w:val="id_ID" w:bidi="id_ID"/>
-          </w:rPr>
-          <w:rPr>
-            <w:color w:val="0000EE"/>
-            <w:u w:val="single"/>
-          </w:rPr>
-          <w:t>3:42</w:t>
-        </w:r>
-      </w:hyperlink>
+      <w:r>
+        <w:rPr>
+          <w:lang w:val="id_ID" w:bidi="id_ID"/>
+        </w:rPr>
+        <w:t>3:42</w:t>
+      </w:r>
       <w:r>
         <w:rPr>
           <w:lang w:val="id_ID" w:bidi="id_ID"/>
         </w:rPr>
         <w:t xml:space="preserve">; </w:t>
       </w:r>
-      <w:hyperlink r:id="rId38">
-        <w:r>
-          <w:rPr>
-            <w:lang w:val="id_ID" w:bidi="id_ID"/>
-          </w:rPr>
-          <w:rPr>
-            <w:color w:val="0000EE"/>
-            <w:u w:val="single"/>
-          </w:rPr>
-          <w:t>4:13–14</w:t>
-        </w:r>
-      </w:hyperlink>
+      <w:r>
+        <w:rPr>
+          <w:lang w:val="id_ID" w:bidi="id_ID"/>
+        </w:rPr>
+        <w:t>4:13–14</w:t>
+      </w:r>
       <w:r>
         <w:rPr>
           <w:lang w:val="id_ID" w:bidi="id_ID"/>
         </w:rPr>
         <w:t xml:space="preserve">; </w:t>
       </w:r>
-      <w:hyperlink r:id="rId39">
-        <w:r>
-          <w:rPr>
-            <w:lang w:val="id_ID" w:bidi="id_ID"/>
-          </w:rPr>
-          <w:rPr>
-            <w:color w:val="0000EE"/>
-            <w:u w:val="single"/>
-          </w:rPr>
-          <w:t>5:7</w:t>
-        </w:r>
-      </w:hyperlink>
+      <w:r>
+        <w:rPr>
+          <w:lang w:val="id_ID" w:bidi="id_ID"/>
+        </w:rPr>
+        <w:t>5:7</w:t>
+      </w:r>
       <w:r>
         <w:rPr>
           <w:lang w:val="id_ID" w:bidi="id_ID"/>
         </w:rPr>
         <w:t xml:space="preserve">; bdk. </w:t>
       </w:r>
-      <w:hyperlink r:id="rId40">
-        <w:r>
-          <w:rPr>
-            <w:lang w:val="id_ID" w:bidi="id_ID"/>
-          </w:rPr>
-          <w:rPr>
-            <w:color w:val="0000EE"/>
-            <w:u w:val="single"/>
-          </w:rPr>
-          <w:t>Yer. 2:34</w:t>
-        </w:r>
-      </w:hyperlink>
+      <w:r>
+        <w:rPr>
+          <w:lang w:val="id_ID" w:bidi="id_ID"/>
+        </w:rPr>
+        <w:t>Yer. 2:34</w:t>
+      </w:r>
       <w:r>
         <w:rPr>
           <w:lang w:val="id_ID" w:bidi="id_ID"/>
         </w:rPr>
         <w:t xml:space="preserve">; </w:t>
       </w:r>
-      <w:hyperlink r:id="rId41">
-        <w:r>
-          <w:rPr>
-            <w:lang w:val="id_ID" w:bidi="id_ID"/>
-          </w:rPr>
-          <w:rPr>
-            <w:color w:val="0000EE"/>
-            <w:u w:val="single"/>
-          </w:rPr>
-          <w:t>4:17</w:t>
-        </w:r>
-      </w:hyperlink>
+      <w:r>
+        <w:rPr>
+          <w:lang w:val="id_ID" w:bidi="id_ID"/>
+        </w:rPr>
+        <w:t>4:17</w:t>
+      </w:r>
       <w:r>
         <w:rPr>
           <w:lang w:val="id_ID" w:bidi="id_ID"/>
         </w:rPr>
         <w:t xml:space="preserve">; </w:t>
       </w:r>
-      <w:hyperlink r:id="rId42">
-        <w:r>
-          <w:rPr>
-            <w:lang w:val="id_ID" w:bidi="id_ID"/>
-          </w:rPr>
-          <w:rPr>
-            <w:color w:val="0000EE"/>
-            <w:u w:val="single"/>
-          </w:rPr>
-          <w:t>14:20</w:t>
-        </w:r>
-      </w:hyperlink>
+      <w:r>
+        <w:rPr>
+          <w:lang w:val="id_ID" w:bidi="id_ID"/>
+        </w:rPr>
+        <w:t>14:20</w:t>
+      </w:r>
       <w:r>
         <w:rPr>
           <w:lang w:val="id_ID" w:bidi="id_ID"/>
         </w:rPr>
         <w:t xml:space="preserve">; </w:t>
       </w:r>
-      <w:hyperlink r:id="rId43">
-        <w:r>
-          <w:rPr>
-            <w:lang w:val="id_ID" w:bidi="id_ID"/>
-          </w:rPr>
-          <w:rPr>
-            <w:color w:val="0000EE"/>
-            <w:u w:val="single"/>
-          </w:rPr>
-          <w:t>30:14–16</w:t>
-        </w:r>
-      </w:hyperlink>
+      <w:r>
+        <w:rPr>
+          <w:lang w:val="id_ID" w:bidi="id_ID"/>
+        </w:rPr>
+        <w:t>30:14–16</w:t>
+      </w:r>
       <w:r>
         <w:rPr>
           <w:lang w:val="id_ID" w:bidi="id_ID"/>
         </w:rPr>
         <w:t xml:space="preserve">; </w:t>
       </w:r>
-      <w:hyperlink r:id="rId44">
-        <w:r>
-          <w:rPr>
-            <w:lang w:val="id_ID" w:bidi="id_ID"/>
-          </w:rPr>
-          <w:rPr>
-            <w:color w:val="0000EE"/>
-            <w:u w:val="single"/>
-          </w:rPr>
-          <w:t>31:29</w:t>
-        </w:r>
-      </w:hyperlink>
+      <w:r>
+        <w:rPr>
+          <w:lang w:val="id_ID" w:bidi="id_ID"/>
+        </w:rPr>
+        <w:t>31:29</w:t>
+      </w:r>
       <w:r>
         <w:rPr>
           <w:lang w:val="id_ID" w:bidi="id_ID"/>
         </w:rPr>
         <w:t xml:space="preserve">; </w:t>
       </w:r>
-      <w:hyperlink r:id="rId45">
-        <w:r>
-          <w:rPr>
-            <w:lang w:val="id_ID" w:bidi="id_ID"/>
-          </w:rPr>
-          <w:rPr>
-            <w:color w:val="0000EE"/>
-            <w:u w:val="single"/>
-          </w:rPr>
-          <w:t>51:51</w:t>
-        </w:r>
-      </w:hyperlink>
+      <w:r>
+        <w:rPr>
+          <w:lang w:val="id_ID" w:bidi="id_ID"/>
+        </w:rPr>
+        <w:t>51:51</w:t>
+      </w:r>
       <w:r>
         <w:rPr>
           <w:lang w:val="id_ID" w:bidi="id_ID"/>
         </w:rPr>
         <w:t>); hukuman (</w:t>
       </w:r>
-      <w:hyperlink r:id="rId46">
-        <w:r>
-          <w:rPr>
-            <w:lang w:val="id_ID" w:bidi="id_ID"/>
-          </w:rPr>
-          <w:rPr>
-            <w:color w:val="0000EE"/>
-            <w:u w:val="single"/>
-          </w:rPr>
-          <w:t>Rat. 2:2–22</w:t>
-        </w:r>
-      </w:hyperlink>
+      <w:r>
+        <w:rPr>
+          <w:lang w:val="id_ID" w:bidi="id_ID"/>
+        </w:rPr>
+        <w:t>Rat. 2:2–22</w:t>
+      </w:r>
       <w:r>
         <w:rPr>
           <w:lang w:val="id_ID" w:bidi="id_ID"/>
         </w:rPr>
         <w:t xml:space="preserve">; </w:t>
       </w:r>
-      <w:hyperlink r:id="rId47">
-        <w:r>
-          <w:rPr>
-            <w:lang w:val="id_ID" w:bidi="id_ID"/>
-          </w:rPr>
-          <w:rPr>
-            <w:color w:val="0000EE"/>
-            <w:u w:val="single"/>
-          </w:rPr>
-          <w:t>3:39</w:t>
-        </w:r>
-      </w:hyperlink>
+      <w:r>
+        <w:rPr>
+          <w:lang w:val="id_ID" w:bidi="id_ID"/>
+        </w:rPr>
+        <w:t>3:39</w:t>
+      </w:r>
       <w:r>
         <w:rPr>
           <w:lang w:val="id_ID" w:bidi="id_ID"/>
         </w:rPr>
         <w:t xml:space="preserve">; </w:t>
       </w:r>
-      <w:hyperlink r:id="rId48">
-        <w:r>
-          <w:rPr>
-            <w:lang w:val="id_ID" w:bidi="id_ID"/>
-          </w:rPr>
-          <w:rPr>
-            <w:color w:val="0000EE"/>
-            <w:u w:val="single"/>
-          </w:rPr>
-          <w:t>5:14–16</w:t>
-        </w:r>
-      </w:hyperlink>
+      <w:r>
+        <w:rPr>
+          <w:lang w:val="id_ID" w:bidi="id_ID"/>
+        </w:rPr>
+        <w:t>5:14–16</w:t>
+      </w:r>
       <w:r>
         <w:rPr>
           <w:lang w:val="id_ID" w:bidi="id_ID"/>
         </w:rPr>
         <w:t xml:space="preserve">; bdk. </w:t>
       </w:r>
-      <w:hyperlink r:id="rId49">
-        <w:r>
-          <w:rPr>
-            <w:lang w:val="id_ID" w:bidi="id_ID"/>
-          </w:rPr>
-          <w:rPr>
-            <w:color w:val="0000EE"/>
-            <w:u w:val="single"/>
-          </w:rPr>
-          <w:t>Yer. 6:11</w:t>
-        </w:r>
-      </w:hyperlink>
+      <w:r>
+        <w:rPr>
+          <w:lang w:val="id_ID" w:bidi="id_ID"/>
+        </w:rPr>
+        <w:t>Yer. 6:11</w:t>
+      </w:r>
       <w:r>
         <w:rPr>
           <w:lang w:val="id_ID" w:bidi="id_ID"/>
         </w:rPr>
         <w:t xml:space="preserve">, </w:t>
       </w:r>
-      <w:hyperlink r:id="rId50">
-        <w:r>
-          <w:rPr>
-            <w:lang w:val="id_ID" w:bidi="id_ID"/>
-          </w:rPr>
-          <w:rPr>
-            <w:color w:val="0000EE"/>
-            <w:u w:val="single"/>
-          </w:rPr>
-          <w:t>25</w:t>
-        </w:r>
-      </w:hyperlink>
+      <w:r>
+        <w:rPr>
+          <w:lang w:val="id_ID" w:bidi="id_ID"/>
+        </w:rPr>
+        <w:t>25</w:t>
+      </w:r>
       <w:r>
         <w:rPr>
           <w:lang w:val="id_ID" w:bidi="id_ID"/>
         </w:rPr>
         <w:t xml:space="preserve">; </w:t>
       </w:r>
-      <w:hyperlink r:id="rId51">
-        <w:r>
-          <w:rPr>
-            <w:lang w:val="id_ID" w:bidi="id_ID"/>
-          </w:rPr>
-          <w:rPr>
-            <w:color w:val="0000EE"/>
-            <w:u w:val="single"/>
-          </w:rPr>
-          <w:t>7:14</w:t>
-        </w:r>
-      </w:hyperlink>
+      <w:r>
+        <w:rPr>
+          <w:lang w:val="id_ID" w:bidi="id_ID"/>
+        </w:rPr>
+        <w:t>7:14</w:t>
+      </w:r>
       <w:r>
         <w:rPr>
           <w:lang w:val="id_ID" w:bidi="id_ID"/>
         </w:rPr>
         <w:t xml:space="preserve">; </w:t>
       </w:r>
-      <w:hyperlink r:id="rId52">
-        <w:r>
-          <w:rPr>
-            <w:lang w:val="id_ID" w:bidi="id_ID"/>
-          </w:rPr>
-          <w:rPr>
-            <w:color w:val="0000EE"/>
-            <w:u w:val="single"/>
-          </w:rPr>
-          <w:t>16:2–4</w:t>
-        </w:r>
-      </w:hyperlink>
+      <w:r>
+        <w:rPr>
+          <w:lang w:val="id_ID" w:bidi="id_ID"/>
+        </w:rPr>
+        <w:t>16:2–4</w:t>
+      </w:r>
       <w:r>
         <w:rPr>
           <w:lang w:val="id_ID" w:bidi="id_ID"/>
         </w:rPr>
         <w:t xml:space="preserve">; </w:t>
       </w:r>
-      <w:hyperlink r:id="rId22">
-        <w:r>
-          <w:rPr>
-            <w:lang w:val="id_ID" w:bidi="id_ID"/>
-          </w:rPr>
-          <w:rPr>
-            <w:color w:val="0000EE"/>
-            <w:u w:val="single"/>
-          </w:rPr>
-          <w:t>18:21</w:t>
-        </w:r>
-      </w:hyperlink>
+      <w:r>
+        <w:rPr>
+          <w:lang w:val="id_ID" w:bidi="id_ID"/>
+        </w:rPr>
+        <w:t>18:21</w:t>
+      </w:r>
       <w:r>
         <w:rPr>
           <w:lang w:val="id_ID" w:bidi="id_ID"/>
         </w:rPr>
         <w:t xml:space="preserve">; </w:t>
       </w:r>
-      <w:hyperlink r:id="rId53">
-        <w:r>
-          <w:rPr>
-            <w:lang w:val="id_ID" w:bidi="id_ID"/>
-          </w:rPr>
-          <w:rPr>
-            <w:color w:val="0000EE"/>
-            <w:u w:val="single"/>
-          </w:rPr>
-          <w:t>51:30</w:t>
-        </w:r>
-      </w:hyperlink>
+      <w:r>
+        <w:rPr>
+          <w:lang w:val="id_ID" w:bidi="id_ID"/>
+        </w:rPr>
+        <w:t>51:30</w:t>
+      </w:r>
       <w:r>
         <w:rPr>
           <w:lang w:val="id_ID" w:bidi="id_ID"/>
         </w:rPr>
         <w:t xml:space="preserve">, </w:t>
       </w:r>
-      <w:hyperlink r:id="rId54">
-        <w:r>
-          <w:rPr>
-            <w:lang w:val="id_ID" w:bidi="id_ID"/>
-          </w:rPr>
-          <w:rPr>
-            <w:color w:val="0000EE"/>
-            <w:u w:val="single"/>
-          </w:rPr>
-          <w:t>34</w:t>
-        </w:r>
-      </w:hyperlink>
+      <w:r>
+        <w:rPr>
+          <w:lang w:val="id_ID" w:bidi="id_ID"/>
+        </w:rPr>
+        <w:t>34</w:t>
+      </w:r>
       <w:r>
         <w:rPr>
           <w:lang w:val="id_ID" w:bidi="id_ID"/>
         </w:rPr>
         <w:t xml:space="preserve">; </w:t>
       </w:r>
-      <w:hyperlink r:id="rId55">
-        <w:r>
-          <w:rPr>
-            <w:lang w:val="id_ID" w:bidi="id_ID"/>
-          </w:rPr>
-          <w:rPr>
-            <w:color w:val="0000EE"/>
-            <w:u w:val="single"/>
-          </w:rPr>
-          <w:t>52:14</w:t>
-        </w:r>
-      </w:hyperlink>
+      <w:r>
+        <w:rPr>
+          <w:lang w:val="id_ID" w:bidi="id_ID"/>
+        </w:rPr>
+        <w:t>52:14</w:t>
+      </w:r>
       <w:r>
         <w:rPr>
           <w:lang w:val="id_ID" w:bidi="id_ID"/>
         </w:rPr>
         <w:t>); nabi-nabi palsu (</w:t>
       </w:r>
-      <w:hyperlink r:id="rId56">
-        <w:r>
-          <w:rPr>
-            <w:lang w:val="id_ID" w:bidi="id_ID"/>
-          </w:rPr>
-          <w:rPr>
-            <w:color w:val="0000EE"/>
-            <w:u w:val="single"/>
-          </w:rPr>
-          <w:t>Rat. 2:14</w:t>
-        </w:r>
-      </w:hyperlink>
+      <w:r>
+        <w:rPr>
+          <w:lang w:val="id_ID" w:bidi="id_ID"/>
+        </w:rPr>
+        <w:t>Rat. 2:14</w:t>
+      </w:r>
       <w:r>
         <w:rPr>
           <w:lang w:val="id_ID" w:bidi="id_ID"/>
         </w:rPr>
         <w:t xml:space="preserve">; bdk. </w:t>
       </w:r>
-      <w:hyperlink r:id="rId57">
-        <w:r>
-          <w:rPr>
-            <w:lang w:val="id_ID" w:bidi="id_ID"/>
-          </w:rPr>
-          <w:rPr>
-            <w:color w:val="0000EE"/>
-            <w:u w:val="single"/>
-          </w:rPr>
-          <w:t>Yer. 23:25–29</w:t>
-        </w:r>
-      </w:hyperlink>
+      <w:r>
+        <w:rPr>
+          <w:lang w:val="id_ID" w:bidi="id_ID"/>
+        </w:rPr>
+        <w:t>Yer. 23:25–29</w:t>
+      </w:r>
       <w:r>
         <w:rPr>
           <w:lang w:val="id_ID" w:bidi="id_ID"/>
         </w:rPr>
         <w:t xml:space="preserve">; </w:t>
       </w:r>
-      <w:hyperlink r:id="rId58">
-        <w:r>
-          <w:rPr>
-            <w:lang w:val="id_ID" w:bidi="id_ID"/>
-          </w:rPr>
-          <w:rPr>
-            <w:color w:val="0000EE"/>
-            <w:u w:val="single"/>
-          </w:rPr>
-          <w:t>29:8–9</w:t>
-        </w:r>
-      </w:hyperlink>
+      <w:r>
+        <w:rPr>
+          <w:lang w:val="id_ID" w:bidi="id_ID"/>
+        </w:rPr>
+        <w:t>29:8–9</w:t>
+      </w:r>
       <w:r>
         <w:rPr>
           <w:lang w:val="id_ID" w:bidi="id_ID"/>
         </w:rPr>
         <w:t>); kepahitan (</w:t>
       </w:r>
-      <w:hyperlink r:id="rId59">
-        <w:r>
-          <w:rPr>
-            <w:lang w:val="id_ID" w:bidi="id_ID"/>
-          </w:rPr>
-          <w:rPr>
-            <w:color w:val="0000EE"/>
-            <w:u w:val="single"/>
-          </w:rPr>
-          <w:t>Rat. 3:19</w:t>
-        </w:r>
-      </w:hyperlink>
+      <w:r>
+        <w:rPr>
+          <w:lang w:val="id_ID" w:bidi="id_ID"/>
+        </w:rPr>
+        <w:t>Rat. 3:19</w:t>
+      </w:r>
       <w:r>
         <w:rPr>
           <w:lang w:val="id_ID" w:bidi="id_ID"/>
         </w:rPr>
         <w:t xml:space="preserve">; bdk. </w:t>
       </w:r>
-      <w:hyperlink r:id="rId60">
-        <w:r>
-          <w:rPr>
-            <w:lang w:val="id_ID" w:bidi="id_ID"/>
-          </w:rPr>
-          <w:rPr>
-            <w:color w:val="0000EE"/>
-            <w:u w:val="single"/>
-          </w:rPr>
-          <w:t>Yer. 9:15</w:t>
-        </w:r>
-      </w:hyperlink>
+      <w:r>
+        <w:rPr>
+          <w:lang w:val="id_ID" w:bidi="id_ID"/>
+        </w:rPr>
+        <w:t>Yer. 9:15</w:t>
+      </w:r>
       <w:r>
         <w:rPr>
           <w:lang w:val="id_ID" w:bidi="id_ID"/>
         </w:rPr>
         <w:t>); lobang (</w:t>
       </w:r>
-      <w:hyperlink r:id="rId61">
-        <w:r>
-          <w:rPr>
-            <w:lang w:val="id_ID" w:bidi="id_ID"/>
-          </w:rPr>
-          <w:rPr>
-            <w:color w:val="0000EE"/>
-            <w:u w:val="single"/>
-          </w:rPr>
-          <w:t>Rat. 3:53</w:t>
-        </w:r>
-      </w:hyperlink>
+      <w:r>
+        <w:rPr>
+          <w:lang w:val="id_ID" w:bidi="id_ID"/>
+        </w:rPr>
+        <w:t>Rat. 3:53</w:t>
+      </w:r>
       <w:r>
         <w:rPr>
           <w:lang w:val="id_ID" w:bidi="id_ID"/>
         </w:rPr>
         <w:t xml:space="preserve">, </w:t>
       </w:r>
-      <w:hyperlink r:id="rId62">
-        <w:r>
-          <w:rPr>
-            <w:lang w:val="id_ID" w:bidi="id_ID"/>
-          </w:rPr>
-          <w:rPr>
-            <w:color w:val="0000EE"/>
-            <w:u w:val="single"/>
-          </w:rPr>
-          <w:t>55</w:t>
-        </w:r>
-      </w:hyperlink>
+      <w:r>
+        <w:rPr>
+          <w:lang w:val="id_ID" w:bidi="id_ID"/>
+        </w:rPr>
+        <w:t>55</w:t>
+      </w:r>
       <w:r>
         <w:rPr>
           <w:lang w:val="id_ID" w:bidi="id_ID"/>
         </w:rPr>
         <w:t xml:space="preserve">; bdk. </w:t>
       </w:r>
-      <w:hyperlink r:id="rId63">
-        <w:r>
-          <w:rPr>
-            <w:lang w:val="id_ID" w:bidi="id_ID"/>
-          </w:rPr>
-          <w:rPr>
-            <w:color w:val="0000EE"/>
-            <w:u w:val="single"/>
-          </w:rPr>
-          <w:t>Yer. 37:16</w:t>
-        </w:r>
-      </w:hyperlink>
+      <w:r>
+        <w:rPr>
+          <w:lang w:val="id_ID" w:bidi="id_ID"/>
+        </w:rPr>
+        <w:t>Yer. 37:16</w:t>
+      </w:r>
       <w:r>
         <w:rPr>
           <w:lang w:val="id_ID" w:bidi="id_ID"/>
         </w:rPr>
         <w:t xml:space="preserve">; </w:t>
       </w:r>
-      <w:hyperlink r:id="rId64">
-        <w:r>
-          <w:rPr>
-            <w:lang w:val="id_ID" w:bidi="id_ID"/>
-          </w:rPr>
-          <w:rPr>
-            <w:color w:val="0000EE"/>
-            <w:u w:val="single"/>
-          </w:rPr>
-          <w:t>38:6–13</w:t>
-        </w:r>
-      </w:hyperlink>
+      <w:r>
+        <w:rPr>
+          <w:lang w:val="id_ID" w:bidi="id_ID"/>
+        </w:rPr>
+        <w:t>38:6–13</w:t>
+      </w:r>
       <w:r>
         <w:rPr>
           <w:lang w:val="id_ID" w:bidi="id_ID"/>
         </w:rPr>
         <w:t>); dan bejana tanah liat (</w:t>
       </w:r>
-      <w:hyperlink r:id="rId65">
-        <w:r>
-          <w:rPr>
-            <w:lang w:val="id_ID" w:bidi="id_ID"/>
-          </w:rPr>
-          <w:rPr>
-            <w:color w:val="0000EE"/>
-            <w:u w:val="single"/>
-          </w:rPr>
-          <w:t>Rat. 4:2</w:t>
-        </w:r>
-      </w:hyperlink>
+      <w:r>
+        <w:rPr>
+          <w:lang w:val="id_ID" w:bidi="id_ID"/>
+        </w:rPr>
+        <w:t>Rat. 4:2</w:t>
+      </w:r>
       <w:r>
         <w:rPr>
           <w:lang w:val="id_ID" w:bidi="id_ID"/>
         </w:rPr>
         <w:t xml:space="preserve">; bdk. </w:t>
       </w:r>
-      <w:hyperlink r:id="rId66">
-        <w:r>
-          <w:rPr>
-            <w:lang w:val="id_ID" w:bidi="id_ID"/>
-          </w:rPr>
-          <w:rPr>
-            <w:color w:val="0000EE"/>
-            <w:u w:val="single"/>
-          </w:rPr>
-          <w:t>Yer. 19:11</w:t>
-        </w:r>
-      </w:hyperlink>
+      <w:r>
+        <w:rPr>
+          <w:lang w:val="id_ID" w:bidi="id_ID"/>
+        </w:rPr>
+        <w:t>Yer. 19:11</w:t>
+      </w:r>
       <w:r>
         <w:rPr>
           <w:lang w:val="id_ID" w:bidi="id_ID"/>
@@ -1423,36 +1087,24 @@
         </w:rPr>
         <w:t xml:space="preserve">Penulis Kitab Ratapan menemukan makna dalam bencana tersebut. Umat Allah telah membawa bencana itu pada diri mereka sendiri melalui penyembahan palsu dan perilaku mereka yang tidak bermoral. Allah marah karena penolakan terhadap kedaulatan-Nya dan pelanggaran perjanjian mereka dengan-Nya. Akibatnya, Allah telah menghakimi mereka, seperti yang telah Ia janjikan untuk dilakukan-Nya (lihat </w:t>
       </w:r>
-      <w:hyperlink r:id="rId67">
-        <w:r>
-          <w:rPr>
-            <w:lang w:val="id_ID" w:bidi="id_ID"/>
-          </w:rPr>
-          <w:rPr>
-            <w:color w:val="0000EE"/>
-            <w:u w:val="single"/>
-          </w:rPr>
-          <w:t>Ul. 28:32–53</w:t>
-        </w:r>
-      </w:hyperlink>
+      <w:r>
+        <w:rPr>
+          <w:lang w:val="id_ID" w:bidi="id_ID"/>
+        </w:rPr>
+        <w:t>Ul. 28:32–53</w:t>
+      </w:r>
       <w:r>
         <w:rPr>
           <w:lang w:val="id_ID" w:bidi="id_ID"/>
         </w:rPr>
         <w:t xml:space="preserve">). Hukuman Allah adalah benar dan adil (lihat </w:t>
       </w:r>
-      <w:hyperlink r:id="rId35">
-        <w:r>
-          <w:rPr>
-            <w:lang w:val="id_ID" w:bidi="id_ID"/>
-          </w:rPr>
-          <w:rPr>
-            <w:color w:val="0000EE"/>
-            <w:u w:val="single"/>
-          </w:rPr>
-          <w:t>Rat. 1:18</w:t>
-        </w:r>
-      </w:hyperlink>
+      <w:r>
+        <w:rPr>
+          <w:lang w:val="id_ID" w:bidi="id_ID"/>
+        </w:rPr>
+        <w:t>Rat. 1:18</w:t>
+      </w:r>
       <w:r>
         <w:rPr>
           <w:lang w:val="id_ID" w:bidi="id_ID"/>
@@ -1473,18 +1125,12 @@
         </w:rPr>
         <w:t>Namun, bagaimana dengan masa depan? Mereka yang sungguh-sungguh mencari Allah memiliki pengharapan. Di tengah kesedihan yang mendalam, mereka yang berduka dapat memohon kepada Allah dan merasakan belas kasihan, pengampunan, dan pemulihan-Nya. Kesengsaraan mungkin mengancam untuk menguasai jiwa, tetapi harapan membawa cahaya. Allah adalah kekal, dan Dia berdaulat atas alam semesta. Meskipun keraguan dan ketakutan terus menyerang jiwa manusia, Allah tetap dapat diandalkan. Kemarahan Allah yang adil bersifat sementara. Kemarahan-Nya mereda ketika pengakuan dan pertobatan dimulai, dan saat itulah kita dapat menyanyikan kesetiaan Allah yang Agung (</w:t>
       </w:r>
-      <w:hyperlink r:id="rId68">
-        <w:r>
-          <w:rPr>
-            <w:lang w:val="id_ID" w:bidi="id_ID"/>
-          </w:rPr>
-          <w:rPr>
-            <w:color w:val="0000EE"/>
-            <w:u w:val="single"/>
-          </w:rPr>
-          <w:t>Rat. 3:21–26</w:t>
-        </w:r>
-      </w:hyperlink>
+      <w:r>
+        <w:rPr>
+          <w:lang w:val="id_ID" w:bidi="id_ID"/>
+        </w:rPr>
+        <w:t>Rat. 3:21–26</w:t>
+      </w:r>
       <w:r>
         <w:rPr>
           <w:lang w:val="id_ID" w:bidi="id_ID"/>
